--- a/Module-10/Module-10-3/Baldree_Mod10.3_CSD340.docx
+++ b/Module-10/Module-10-3/Baldree_Mod10.3_CSD340.docx
@@ -8,7 +8,7 @@
           <w:noProof/>
         </w:rPr>
         <w:drawing>
-          <wp:anchor distT="0" distB="0" distL="114300" distR="114300" simplePos="0" relativeHeight="251659264" behindDoc="0" locked="0" layoutInCell="1" allowOverlap="1" wp14:anchorId="432AF34C" wp14:editId="080A0F06">
+          <wp:anchor distT="0" distB="0" distL="114300" distR="114300" simplePos="0" relativeHeight="251659264" behindDoc="0" locked="0" layoutInCell="1" allowOverlap="1" wp14:anchorId="2278B8DD" wp14:editId="25F52F07">
             <wp:simplePos x="0" y="0"/>
             <wp:positionH relativeFrom="column">
               <wp:posOffset>0</wp:posOffset>
@@ -16,10 +16,10 @@
             <wp:positionV relativeFrom="paragraph">
               <wp:posOffset>2855595</wp:posOffset>
             </wp:positionV>
-            <wp:extent cx="5943600" cy="3734435"/>
+            <wp:extent cx="5943600" cy="3865245"/>
             <wp:effectExtent l="0" t="0" r="0" b="0"/>
             <wp:wrapSquare wrapText="bothSides"/>
-            <wp:docPr id="1523267457" name="Picture 1"/>
+            <wp:docPr id="1401325077" name="Picture 2"/>
             <wp:cNvGraphicFramePr>
               <a:graphicFrameLocks xmlns:a="http://schemas.openxmlformats.org/drawingml/2006/main" noChangeAspect="1"/>
             </wp:cNvGraphicFramePr>
@@ -27,7 +27,7 @@
               <a:graphicData uri="http://schemas.openxmlformats.org/drawingml/2006/picture">
                 <pic:pic xmlns:pic="http://schemas.openxmlformats.org/drawingml/2006/picture">
                   <pic:nvPicPr>
-                    <pic:cNvPr id="1523267457" name="Picture 1523267457" descr="movie::/Users/alexbaldree/Desktop/Screen Recording 2026-03-06 at 9.46.40 PM.mov"/>
+                    <pic:cNvPr id="1401325077" name="Picture 1401325077" descr="movie::/Users/alexbaldree/Desktop/Screen Recording 2026-03-06 at 10.47.14 PM.mov"/>
                     <pic:cNvPicPr/>
                   </pic:nvPicPr>
                   <pic:blipFill>
@@ -45,7 +45,7 @@
                   <pic:spPr>
                     <a:xfrm>
                       <a:off x="0" y="0"/>
-                      <a:ext cx="5943600" cy="3734435"/>
+                      <a:ext cx="5943600" cy="3865245"/>
                     </a:xfrm>
                     <a:prstGeom prst="rect">
                       <a:avLst/>
